--- a/exports/docx/deployment-guide.docx
+++ b/exports/docx/deployment-guide.docx
@@ -2050,7 +2050,7 @@
         <w:color w:val="808080"/>
         <w:sz w:val="14"/>
       </w:rPr>
-      <w:t>CUI | UIAO Program | Generated 2026-04-11</w:t>
+      <w:t>CUI | UIAO Program | Generated 2026-04-13</w:t>
     </w:r>
   </w:p>
 </w:ftr>

--- a/exports/docx/deployment-guide.docx
+++ b/exports/docx/deployment-guide.docx
@@ -895,7 +895,7 @@
           <w:rFonts w:ascii="Calibri" w:hAnsi="Calibri"/>
           <w:sz w:val="22"/>
         </w:rPr>
-        <w:t>- No CUI/FOUO markings --- GCC Moderate applies to M365 SaaS services only</w:t>
+        <w:t>- No Public markings --- GCC Moderate applies to M365 SaaS services only</w:t>
       </w:r>
     </w:p>
     <w:p>
